--- a/Units/English/English_Unit_3/Lesson_Plans/Lesson_8/Lesson_8_Handout.docx
+++ b/Units/English/English_Unit_3/Lesson_Plans/Lesson_8/Lesson_8_Handout.docx
@@ -1222,7 +1222,7 @@
                 <w:sz w:val="20"/>
                 <w:szCs w:val="20"/>
               </w:rPr>
-              <w:t xml:space="preserve">Rules should usually be followed; however, bending one may be justified when urgent harm is at stake and safer options have failed. Mrs Harwono has a reasonable purpose: the petition names the school, so she says principal approval is needed. Yet Malia believes delay protects an unfair situation. Her planned online post may spread the message, but hiding it also shifts risk onto her teacher and classmates. Therefore, Malia's choice is understandable but not fully justified yet. She should first seek another channel that does not claim school approval; if no timely option exists, limited and accountable rule-bending becomes easier to defend.</w:t>
+              <w:t xml:space="preserve">Rules should usually be followed. Still, bending a rule can be fair when urgent harm is happening and safer options have failed. Mrs Harwono wants the petition paused because it names the school and needs principal approval. Malia believes waiting protects something unfair. Hiding her online plan also risks trouble for her teacher and classmates. So Malia's choice is understandable, but not fully fair yet. She should try another approved way first. Only then is limited rule-bending easier to defend.</w:t>
             </w:r>
           </w:p>
           <w:p>
